--- a/policies/sources/environmental-energy-policy__Policy.docx
+++ b/policies/sources/environmental-energy-policy__Policy.docx
@@ -22,7 +22,7 @@
         <w:pStyle w:val="ListBullet"/>
       </w:pPr>
       <w:r>
-        <w:t>Comply with all legal and other requirements governing environmental and energy management in</w:t>
+        <w:t>Comply with all legal and other requirements governing environmental and energy management in the countries where we operate. We will implement environmental and energy efficiency management practices and monitor compliance with them</w:t>
       </w:r>
     </w:p>
     <w:p>
@@ -30,7 +30,7 @@
         <w:pStyle w:val="ListBullet"/>
       </w:pPr>
       <w:r>
-        <w:t>the countries where we operate. We will implement environmental and energy efficiency management</w:t>
+        <w:t>Understand our impacts on the environment and communities in which we operate and proactively put in place management plans to minimise these impacts, with special attention to mitigation and adaptation measures to the effects of climate change</w:t>
       </w:r>
     </w:p>
     <w:p>
@@ -38,7 +38,7 @@
         <w:pStyle w:val="ListBullet"/>
       </w:pPr>
       <w:r>
-        <w:t>practices and monitor compliance with them</w:t>
+        <w:t>Monitor our operational performance through a set of key metrics and set targets for continuous improvement and publish our targets and performance on an annual basis through our Sustainability Report</w:t>
       </w:r>
     </w:p>
     <w:p>
@@ -46,7 +46,7 @@
         <w:pStyle w:val="ListBullet"/>
       </w:pPr>
       <w:r>
-        <w:t>Understand our impacts on the environment and communities in which we operate and proactively</w:t>
+        <w:t>Ensure that the responsibility of environmental and energy matters is properly assigned, accepted, and fulfilled at all levels of the organisation and that all practical steps are taken to safeguard the environment in the processes under its control</w:t>
       </w:r>
     </w:p>
     <w:p>
@@ -54,7 +54,7 @@
         <w:pStyle w:val="ListBullet"/>
       </w:pPr>
       <w:r>
-        <w:t>put in place management plans to minimise these impacts, with special attention to mitigation and</w:t>
+        <w:t>Raise awareness, encourage participation, and train employees in environmental and energy matters</w:t>
       </w:r>
     </w:p>
     <w:p>
@@ -62,7 +62,7 @@
         <w:pStyle w:val="ListBullet"/>
       </w:pPr>
       <w:r>
-        <w:t>adaptation measures to the effects of climate change</w:t>
+        <w:t>Minimise the generation of emissions and waste (process waste, odour, effluent discharges, GHG emissions, packaging and energy waste), as well as control the efficient use of water and energy</w:t>
       </w:r>
     </w:p>
     <w:p>
@@ -70,7 +70,7 @@
         <w:pStyle w:val="ListBullet"/>
       </w:pPr>
       <w:r>
-        <w:t>Monitor  our  operational  performance  through  a  set  of  key  metrics  and  set  targets  for  continuous</w:t>
+        <w:t>Consider the environmental impact and energy performance in the procurement and design of changes and improvements to facilities, equipment, systems, processes and associated services</w:t>
       </w:r>
     </w:p>
     <w:p>
@@ -78,117 +78,7 @@
         <w:pStyle w:val="ListBullet"/>
       </w:pPr>
       <w:r>
-        <w:t>improvement  and  publish  our  targets  and  performance  on  an  annual  basis  through  our</w:t>
-      </w:r>
-    </w:p>
-    <w:p>
-      <w:pPr>
-        <w:pStyle w:val="ListBullet"/>
-      </w:pPr>
-      <w:r>
-        <w:t>Sustainability Report</w:t>
-      </w:r>
-    </w:p>
-    <w:p>
-      <w:pPr>
-        <w:pStyle w:val="ListBullet"/>
-      </w:pPr>
-      <w:r>
-        <w:t>Ensure that the responsibility of environmental and energy matters is properly assigned, accepted,</w:t>
-      </w:r>
-    </w:p>
-    <w:p>
-      <w:pPr>
-        <w:pStyle w:val="ListBullet"/>
-      </w:pPr>
-      <w:r>
-        <w:t>and  fulfilled  at  all  levels  of  the  organisation  and  that  all  practical  steps  are  taken  to  safeguard  the</w:t>
-      </w:r>
-    </w:p>
-    <w:p>
-      <w:pPr>
-        <w:pStyle w:val="ListBullet"/>
-      </w:pPr>
-      <w:r>
-        <w:t>environment in the processes under its control</w:t>
-      </w:r>
-    </w:p>
-    <w:p>
-      <w:pPr>
-        <w:pStyle w:val="ListBullet"/>
-      </w:pPr>
-      <w:r>
-        <w:t>Raise  awareness,  encourage  participation,  and</w:t>
-      </w:r>
-    </w:p>
-    <w:p>
-      <w:r>
-        <w:t>train employees</w:t>
-      </w:r>
-    </w:p>
-    <w:p>
-      <w:r>
-        <w:t>in environmental and</w:t>
-      </w:r>
-    </w:p>
-    <w:p>
-      <w:r>
-        <w:t>energy matters</w:t>
-      </w:r>
-    </w:p>
-    <w:p>
-      <w:pPr>
-        <w:pStyle w:val="ListBullet"/>
-      </w:pPr>
-      <w:r>
-        <w:t>Minimise  the  generation  of  emissions  and  waste  (process  waste,  odour,  effluent  discharges,  GHG</w:t>
-      </w:r>
-    </w:p>
-    <w:p>
-      <w:pPr>
-        <w:pStyle w:val="ListBullet"/>
-      </w:pPr>
-      <w:r>
-        <w:t>emissions, packaging and energy waste), as well as control the efficient use of water and energy</w:t>
-      </w:r>
-    </w:p>
-    <w:p>
-      <w:pPr>
-        <w:pStyle w:val="ListBullet"/>
-      </w:pPr>
-      <w:r>
-        <w:t>Consider  the  environmental  impact  and  energy  performance  in  the  procurement  and  design  of</w:t>
-      </w:r>
-    </w:p>
-    <w:p>
-      <w:pPr>
-        <w:pStyle w:val="ListBullet"/>
-      </w:pPr>
-      <w:r>
-        <w:t>changes and improvements to facilities, equipment, systems, processes and associated services</w:t>
-      </w:r>
-    </w:p>
-    <w:p>
-      <w:pPr>
-        <w:pStyle w:val="ListBullet"/>
-      </w:pPr>
-      <w:r>
-        <w:t>Promote  the  continuous</w:t>
-      </w:r>
-    </w:p>
-    <w:p>
-      <w:r>
-        <w:t>improvement of environmental</w:t>
-      </w:r>
-    </w:p>
-    <w:p>
-      <w:r>
-        <w:t>impacts and energy performance</w:t>
-      </w:r>
-    </w:p>
-    <w:p>
-      <w:r>
-        <w:t>management</w:t>
+        <w:t>Promote the continuous improvement of environmental impacts and energy performance management</w:t>
       </w:r>
     </w:p>
     <w:p>
@@ -196,6 +86,83 @@
         <w:t>This policy applies to all BioMar Group operating companies in which BioMar maintains operational control. It will be periodically reviewed by the BioMar Executive Committee and updated as appropriate to ensure our objectives are achieved. Revisions will be published and brought to the attention of all employees and relevant parties.</w:t>
       </w:r>
     </w:p>
+    <w:tbl>
+      <w:tblPr>
+        <w:tblStyle w:val="TableGrid"/>
+        <w:tblW w:type="auto" w:w="0"/>
+        <w:tblLook w:firstColumn="1" w:firstRow="1" w:lastColumn="0" w:lastRow="0" w:noHBand="0" w:noVBand="1" w:val="04A0"/>
+      </w:tblPr>
+      <w:tblGrid>
+        <w:gridCol w:w="2880"/>
+        <w:gridCol w:w="2880"/>
+        <w:gridCol w:w="2880"/>
+      </w:tblGrid>
+      <w:tr>
+        <w:tc>
+          <w:tcPr>
+            <w:tcW w:type="dxa" w:w="2880"/>
+          </w:tcPr>
+          <w:p>
+            <w:r>
+              <w:t>Version 1:</w:t>
+            </w:r>
+          </w:p>
+        </w:tc>
+        <w:tc>
+          <w:tcPr>
+            <w:tcW w:type="dxa" w:w="2880"/>
+          </w:tcPr>
+          <w:p>
+            <w:r>
+              <w:t>20-01-2026 Own</w:t>
+            </w:r>
+          </w:p>
+        </w:tc>
+        <w:tc>
+          <w:tcPr>
+            <w:tcW w:type="dxa" w:w="2880"/>
+          </w:tcPr>
+          <w:p>
+            <w:r>
+              <w:t>er: Global Manufacturing &amp; Technology</w:t>
+            </w:r>
+          </w:p>
+        </w:tc>
+      </w:tr>
+      <w:tr>
+        <w:tc>
+          <w:tcPr>
+            <w:tcW w:type="dxa" w:w="2880"/>
+          </w:tcPr>
+          <w:p>
+            <w:r>
+              <w:t>Approval date:</w:t>
+            </w:r>
+          </w:p>
+        </w:tc>
+        <w:tc>
+          <w:tcPr>
+            <w:tcW w:type="dxa" w:w="2880"/>
+          </w:tcPr>
+          <w:p>
+            <w:r>
+              <w:t>20-01-2026 Appr</w:t>
+            </w:r>
+          </w:p>
+        </w:tc>
+        <w:tc>
+          <w:tcPr>
+            <w:tcW w:type="dxa" w:w="2880"/>
+          </w:tcPr>
+          <w:p>
+            <w:r>
+              <w:t>over: Executive Committee</w:t>
+            </w:r>
+          </w:p>
+        </w:tc>
+      </w:tr>
+    </w:tbl>
+    <w:p/>
     <w:sectPr>
       <w:pgSz w:w="12240" w:h="15840"/>
       <w:pgMar w:top="1440" w:right="1800" w:bottom="1440" w:left="1800" w:header="720" w:footer="720" w:gutter="0"/>

--- a/policies/sources/environmental-energy-policy__Policy.docx
+++ b/policies/sources/environmental-energy-policy__Policy.docx
@@ -86,83 +86,6 @@
         <w:t>This policy applies to all BioMar Group operating companies in which BioMar maintains operational control. It will be periodically reviewed by the BioMar Executive Committee and updated as appropriate to ensure our objectives are achieved. Revisions will be published and brought to the attention of all employees and relevant parties.</w:t>
       </w:r>
     </w:p>
-    <w:tbl>
-      <w:tblPr>
-        <w:tblStyle w:val="TableGrid"/>
-        <w:tblW w:type="auto" w:w="0"/>
-        <w:tblLook w:firstColumn="1" w:firstRow="1" w:lastColumn="0" w:lastRow="0" w:noHBand="0" w:noVBand="1" w:val="04A0"/>
-      </w:tblPr>
-      <w:tblGrid>
-        <w:gridCol w:w="2880"/>
-        <w:gridCol w:w="2880"/>
-        <w:gridCol w:w="2880"/>
-      </w:tblGrid>
-      <w:tr>
-        <w:tc>
-          <w:tcPr>
-            <w:tcW w:type="dxa" w:w="2880"/>
-          </w:tcPr>
-          <w:p>
-            <w:r>
-              <w:t>Version 1:</w:t>
-            </w:r>
-          </w:p>
-        </w:tc>
-        <w:tc>
-          <w:tcPr>
-            <w:tcW w:type="dxa" w:w="2880"/>
-          </w:tcPr>
-          <w:p>
-            <w:r>
-              <w:t>20-01-2026 Own</w:t>
-            </w:r>
-          </w:p>
-        </w:tc>
-        <w:tc>
-          <w:tcPr>
-            <w:tcW w:type="dxa" w:w="2880"/>
-          </w:tcPr>
-          <w:p>
-            <w:r>
-              <w:t>er: Global Manufacturing &amp; Technology</w:t>
-            </w:r>
-          </w:p>
-        </w:tc>
-      </w:tr>
-      <w:tr>
-        <w:tc>
-          <w:tcPr>
-            <w:tcW w:type="dxa" w:w="2880"/>
-          </w:tcPr>
-          <w:p>
-            <w:r>
-              <w:t>Approval date:</w:t>
-            </w:r>
-          </w:p>
-        </w:tc>
-        <w:tc>
-          <w:tcPr>
-            <w:tcW w:type="dxa" w:w="2880"/>
-          </w:tcPr>
-          <w:p>
-            <w:r>
-              <w:t>20-01-2026 Appr</w:t>
-            </w:r>
-          </w:p>
-        </w:tc>
-        <w:tc>
-          <w:tcPr>
-            <w:tcW w:type="dxa" w:w="2880"/>
-          </w:tcPr>
-          <w:p>
-            <w:r>
-              <w:t>over: Executive Committee</w:t>
-            </w:r>
-          </w:p>
-        </w:tc>
-      </w:tr>
-    </w:tbl>
-    <w:p/>
     <w:sectPr>
       <w:pgSz w:w="12240" w:h="15840"/>
       <w:pgMar w:top="1440" w:right="1800" w:bottom="1440" w:left="1800" w:header="720" w:footer="720" w:gutter="0"/>

--- a/policies/sources/environmental-energy-policy__Policy.docx
+++ b/policies/sources/environmental-energy-policy__Policy.docx
@@ -4,16 +4,25 @@
   <w:body>
     <w:p>
       <w:r>
+        <w:rPr>
+          <w:b/>
+        </w:rPr>
         <w:t>As a global manufacturer of high performance aquafeeds, BioMar strives to meet its customers’ needs in an environmentally responsible and sustainable way. We are committed to operating responsibly in the direct operations we control, and throughout the wider supply chain that we influence.</w:t>
       </w:r>
     </w:p>
     <w:p>
       <w:r>
+        <w:rPr>
+          <w:b/>
+        </w:rPr>
         <w:t>BioMar strives to minimise our impact on the surrounding environment and promote the long-term environmental and economic sustainability of our operations. We also strive to demonstrate care for communities where we operate, and the health and welfare of our employees.</w:t>
       </w:r>
     </w:p>
     <w:p>
       <w:r>
+        <w:rPr>
+          <w:b w:val="0"/>
+        </w:rPr>
         <w:t>At BioMar, we will:</w:t>
       </w:r>
     </w:p>
@@ -83,6 +92,9 @@
     </w:p>
     <w:p>
       <w:r>
+        <w:rPr>
+          <w:b w:val="0"/>
+        </w:rPr>
         <w:t>This policy applies to all BioMar Group operating companies in which BioMar maintains operational control. It will be periodically reviewed by the BioMar Executive Committee and updated as appropriate to ensure our objectives are achieved. Revisions will be published and brought to the attention of all employees and relevant parties.</w:t>
       </w:r>
     </w:p>

--- a/policies/sources/environmental-energy-policy__Policy.docx
+++ b/policies/sources/environmental-energy-policy__Policy.docx
@@ -20,9 +20,6 @@
     </w:p>
     <w:p>
       <w:r>
-        <w:rPr>
-          <w:b w:val="0"/>
-        </w:rPr>
         <w:t>At BioMar, we will:</w:t>
       </w:r>
     </w:p>
@@ -92,9 +89,6 @@
     </w:p>
     <w:p>
       <w:r>
-        <w:rPr>
-          <w:b w:val="0"/>
-        </w:rPr>
         <w:t>This policy applies to all BioMar Group operating companies in which BioMar maintains operational control. It will be periodically reviewed by the BioMar Executive Committee and updated as appropriate to ensure our objectives are achieved. Revisions will be published and brought to the attention of all employees and relevant parties.</w:t>
       </w:r>
     </w:p>
